--- a/resources/form_templates/formularios_fl/FL-02_Presentacion_de_Ofertas.docx
+++ b/resources/form_templates/formularios_fl/FL-02_Presentacion_de_Ofertas.docx
@@ -573,7 +573,7 @@
           <w:szCs w:val="22"/>
           <w:lang w:val="en-US"/>
         </w:rPr>
-        <w:t xml:space="preserve">[Firma del gerente de su empresa] </w:t>
+        <w:t xml:space="preserve">${img_firma} </w:t>
       </w:r>
       <w:proofErr w:type="gramStart"/>
       <w:r>
@@ -582,7 +582,7 @@
           <w:szCs w:val="22"/>
           <w:lang w:val="en-US"/>
         </w:rPr>
-        <w:t xml:space="preserve">[Sello de su empresa]</w:t>
+        <w:t xml:space="preserve">${img_sello}</w:t>
       </w:r>
     </w:p>
     <w:sectPr>

--- a/resources/form_templates/formularios_fl/FL-02_Presentacion_de_Ofertas.docx
+++ b/resources/form_templates/formularios_fl/FL-02_Presentacion_de_Ofertas.docx
@@ -69,15 +69,7 @@
           <w:sz w:val="24"/>
           <w:szCs w:val="24"/>
         </w:rPr>
-        <w:t xml:space="preserve">Fecha: </w:t>
-      </w:r>
-      <w:r>
-        <w:rPr>
-          <w:rFonts w:ascii="Arial" w:hAnsi="Arial" w:cs="Arial"/>
-          <w:sz w:val="24"/>
-          <w:szCs w:val="24"/>
-        </w:rPr>
-        <w:t xml:space="preserve">18/03/2026</w:t>
+        <w:t xml:space="preserve">Fecha: ${fecha}</w:t>
       </w:r>
     </w:p>
     <w:p>
@@ -473,57 +465,12 @@
       <w:r>
         <w:rPr>
           <w:rFonts w:ascii="Arial" w:hAnsi="Arial" w:cs="Arial"/>
-          <w:b w:val="0"/>
           <w:color w:val="auto"/>
           <w:sz w:val="24"/>
           <w:szCs w:val="24"/>
           <w:lang w:val="es-DO"/>
         </w:rPr>
-        <w:t xml:space="preserve">${rep_legal_nombre}</w:t>
-      </w:r>
-      <w:r>
-        <w:rPr>
-          <w:rFonts w:ascii="Arial" w:hAnsi="Arial" w:cs="Arial"/>
-          <w:b w:val="0"/>
-          <w:color w:val="auto"/>
-          <w:sz w:val="24"/>
-          <w:szCs w:val="24"/>
-          <w:lang w:val="es-DO"/>
-        </w:rPr>
-        <w:t xml:space="preserve"> en calidad de </w:t>
-      </w:r>
-      <w:r>
-        <w:rPr>
-          <w:rFonts w:ascii="Arial" w:hAnsi="Arial" w:cs="Arial"/>
-          <w:b w:val="0"/>
-          <w:color w:val="auto"/>
-          <w:sz w:val="24"/>
-          <w:szCs w:val="24"/>
-          <w:lang w:val="es-DO"/>
-        </w:rPr>
-        <w:t xml:space="preserve">gerente </w:t>
-      </w:r>
-      <w:r>
-        <w:rPr>
-          <w:rFonts w:ascii="Arial" w:hAnsi="Arial" w:cs="Arial"/>
-          <w:b w:val="0"/>
-          <w:color w:val="auto"/>
-          <w:sz w:val="24"/>
-          <w:szCs w:val="24"/>
-          <w:lang w:val="es-DO"/>
-        </w:rPr>
-        <w:t xml:space="preserve">debidamente autorizado para actuar en nombre y representación de </w:t>
-      </w:r>
-      <w:r>
-        <w:rPr>
-          <w:rFonts w:ascii="Arial" w:hAnsi="Arial" w:cs="Arial"/>
-          <w:b w:val="0"/>
-          <w:color w:val="auto"/>
-          <w:sz w:val="24"/>
-          <w:szCs w:val="24"/>
-          <w:lang w:val="es-DO"/>
-        </w:rPr>
-        <w:t xml:space="preserve">${empresa_nombre}</w:t>
+        <w:t xml:space="preserve">${rep_legal_nombre} en calidad de ${rep_cargo} debidamente autorizado para actuar en nombre y representación de ${empresa_nombre}</w:t>
       </w:r>
     </w:p>
     <w:p>
